--- a/prototype two/what do you think about adding a test filed.docx
+++ b/prototype two/what do you think about adding a test filed.docx
@@ -4,23 +4,7 @@
   <w:body>
     <w:p>
       <w:r>
-        <w:t xml:space="preserve">what do you think about adding a test </w:t>
-      </w:r>
-      <w:proofErr w:type="spellStart"/>
-      <w:r>
-        <w:t>filed_path_vector</w:t>
-      </w:r>
-      <w:proofErr w:type="spellEnd"/>
-      <w:r>
-        <w:t xml:space="preserve"> to the data section of the config and then add a checker in the common.py that looks for the </w:t>
-      </w:r>
-      <w:proofErr w:type="spellStart"/>
-      <w:r>
-        <w:t>train_data_kind</w:t>
-      </w:r>
-      <w:proofErr w:type="spellEnd"/>
-      <w:r>
-        <w:t xml:space="preserve"> and sets the path to the correct train</w:t>
+        <w:t>what do you think about adding a test filed_path_vector to the data section of the config and then add a checker in the common.py that looks for the train_data_kind and sets the path to the correct train</w:t>
       </w:r>
     </w:p>
     <w:p/>
@@ -78,13 +62,8 @@
     </w:p>
     <w:p/>
     <w:p>
-      <w:proofErr w:type="spellStart"/>
-      <w:r>
-        <w:t>i</w:t>
-      </w:r>
-      <w:proofErr w:type="spellEnd"/>
-      <w:r>
-        <w:t xml:space="preserve"> want to get the framework </w:t>
+      <w:r>
+        <w:t xml:space="preserve">i want to get the framework </w:t>
       </w:r>
       <w:r>
         <w:t xml:space="preserve">for the image training and testing setup. There is a new folder in the testing data folder called image and it has two subfolders that have test images. In the </w:t>
@@ -108,15 +87,7 @@
         <w:t xml:space="preserve">folder that is also called image and has two sub folders with images in them. </w:t>
       </w:r>
       <w:r>
-        <w:t xml:space="preserve">I would prefer that the </w:t>
-      </w:r>
-      <w:proofErr w:type="spellStart"/>
-      <w:r>
-        <w:t>cnn_model</w:t>
-      </w:r>
-      <w:proofErr w:type="spellEnd"/>
-      <w:r>
-        <w:t xml:space="preserve"> already made could be used for the image processing and the vector filed data. Propose the scope of work needed to update the project to do this  </w:t>
+        <w:t xml:space="preserve">I would prefer that the cnn_model already made could be used for the image processing and the vector filed data. Propose the scope of work needed to update the project to do this  </w:t>
       </w:r>
     </w:p>
     <w:p>
@@ -190,23 +161,7 @@
     <w:p/>
     <w:p>
       <w:r>
-        <w:t xml:space="preserve">make sure that the code is looking in the right place for the testing data. </w:t>
-      </w:r>
-      <w:proofErr w:type="spellStart"/>
-      <w:r>
-        <w:t>i</w:t>
-      </w:r>
-      <w:proofErr w:type="spellEnd"/>
-      <w:r>
-        <w:t xml:space="preserve"> have the subfolders for the laminar, turbulent, and mixed data as </w:t>
-      </w:r>
-      <w:proofErr w:type="spellStart"/>
-      <w:r>
-        <w:t>i</w:t>
-      </w:r>
-      <w:proofErr w:type="spellEnd"/>
-      <w:r>
-        <w:t xml:space="preserve"> want to be able to </w:t>
+        <w:t xml:space="preserve">make sure that the code is looking in the right place for the testing data. i have the subfolders for the laminar, turbulent, and mixed data as i want to be able to </w:t>
       </w:r>
       <w:r>
         <w:t xml:space="preserve">drop images in and out of the folders with ease </w:t>
@@ -253,13 +208,8 @@
     </w:p>
     <w:p/>
     <w:p>
-      <w:proofErr w:type="spellStart"/>
-      <w:r>
-        <w:t>i</w:t>
-      </w:r>
-      <w:proofErr w:type="spellEnd"/>
-      <w:r>
-        <w:t xml:space="preserve"> want to have infer.py to only </w:t>
+      <w:r>
+        <w:t xml:space="preserve">i want to have infer.py to only </w:t>
       </w:r>
       <w:r>
         <w:t xml:space="preserve">process the testing images, that is run the testing images through the model. And I want infer-reports, renamed reports, to handle all of the data processing once infer.py has generated the csv with the file, prediction and confidence. The csv file also </w:t>
@@ -307,26 +257,10 @@
     <w:p/>
     <w:p>
       <w:r>
-        <w:t xml:space="preserve">I want all the code for creating the folders moved to a single </w:t>
-      </w:r>
-      <w:proofErr w:type="spellStart"/>
-      <w:r>
-        <w:t>py</w:t>
-      </w:r>
-      <w:proofErr w:type="spellEnd"/>
-      <w:r>
-        <w:t xml:space="preserve"> file. I also want it to be setup in a way that each program can run</w:t>
-      </w:r>
-      <w:r>
-        <w:t xml:space="preserve">. My intention is for a single </w:t>
-      </w:r>
-      <w:proofErr w:type="spellStart"/>
-      <w:r>
-        <w:t>py</w:t>
-      </w:r>
-      <w:proofErr w:type="spellEnd"/>
-      <w:r>
-        <w:t xml:space="preserve"> file that can make the folder structure and checks that all the folders are there</w:t>
+        <w:t>I want all the code for creating the folders moved to a single py file. I also want it to be setup in a way that each program can run</w:t>
+      </w:r>
+      <w:r>
+        <w:t>. My intention is for a single py file that can make the folder structure and checks that all the folders are there</w:t>
       </w:r>
     </w:p>
     <w:p/>
@@ -338,15 +272,7 @@
     <w:p/>
     <w:p>
       <w:r>
-        <w:t xml:space="preserve">propose </w:t>
-      </w:r>
-      <w:proofErr w:type="spellStart"/>
-      <w:r>
-        <w:t>clean up</w:t>
-      </w:r>
-      <w:proofErr w:type="spellEnd"/>
-      <w:r>
-        <w:t xml:space="preserve"> work</w:t>
+        <w:t>propose clean up work</w:t>
       </w:r>
     </w:p>
     <w:p/>
@@ -364,15 +290,7 @@
     <w:p/>
     <w:p>
       <w:r>
-        <w:t xml:space="preserve">ok, lets change the structure to have infer.py only make the classification csv and make a new </w:t>
-      </w:r>
-      <w:proofErr w:type="spellStart"/>
-      <w:r>
-        <w:t>py</w:t>
-      </w:r>
-      <w:proofErr w:type="spellEnd"/>
-      <w:r>
-        <w:t xml:space="preserve"> file for creating images and plots of the data. The intention is to have the computational heavy code run once and then have the simpler plotting and image generation run after </w:t>
+        <w:t xml:space="preserve">ok, lets change the structure to have infer.py only make the classification csv and make a new py file for creating images and plots of the data. The intention is to have the computational heavy code run once and then have the simpler plotting and image generation run after </w:t>
       </w:r>
     </w:p>
     <w:p/>
@@ -386,48 +304,33 @@
       </w:r>
       <w:proofErr w:type="gramEnd"/>
       <w:r>
-        <w:t xml:space="preserve"> confirm the training and testing structure. I have some new data that will be used later once the framework for it is done. This new data has a folder with </w:t>
-      </w:r>
-      <w:proofErr w:type="spellStart"/>
-      <w:r>
-        <w:t>imagase</w:t>
-      </w:r>
-      <w:proofErr w:type="spellEnd"/>
-      <w:r>
-        <w:t xml:space="preserve"> and a csv file that has data in the format of </w:t>
-      </w:r>
-      <w:proofErr w:type="spellStart"/>
+        <w:t xml:space="preserve"> confirm the training and testing structure. I have some new data that will be used later once the framework for it is done. This new data has a folder with imagase and a csv file that has data in the format of </w:t>
+      </w:r>
       <w:r>
         <w:t>frame_inde</w:t>
       </w:r>
       <w:r>
-        <w:t>x</w:t>
-      </w:r>
-      <w:proofErr w:type="spellEnd"/>
+        <w:t xml:space="preserve">x, </w:t>
+      </w:r>
+      <w:r>
+        <w:t>digits</w:t>
+      </w:r>
       <w:r>
         <w:t xml:space="preserve">, </w:t>
       </w:r>
       <w:r>
-        <w:t>digits</w:t>
+        <w:t>velocity</w:t>
       </w:r>
       <w:r>
         <w:t xml:space="preserve">, </w:t>
       </w:r>
       <w:r>
-        <w:t>velocity</w:t>
-      </w:r>
-      <w:r>
-        <w:t xml:space="preserve">, </w:t>
-      </w:r>
-      <w:proofErr w:type="spellStart"/>
-      <w:r>
         <w:t>reynolds_</w:t>
       </w:r>
       <w:proofErr w:type="gramStart"/>
       <w:r>
         <w:t>number</w:t>
       </w:r>
-      <w:proofErr w:type="spellEnd"/>
       <w:r>
         <w:t xml:space="preserve"> .</w:t>
       </w:r>
@@ -486,23 +389,7 @@
         </w:numPr>
       </w:pPr>
       <w:r>
-        <w:t>Data ingestion: build a dataset that pairs each image with the matching CSV row (match </w:t>
-      </w:r>
-      <w:proofErr w:type="spellStart"/>
-      <w:r>
-        <w:t>frame_index</w:t>
-      </w:r>
-      <w:proofErr w:type="spellEnd"/>
-      <w:r>
-        <w:t> to image filename/stem). Validate 1:1 mapping and drop/flag mismatches. Store label (laminar/turbulent) plus regression targets (velocity, Re). Add per-item metadata for splits (train/</w:t>
-      </w:r>
-      <w:proofErr w:type="spellStart"/>
-      <w:r>
-        <w:t>val</w:t>
-      </w:r>
-      <w:proofErr w:type="spellEnd"/>
-      <w:r>
-        <w:t>/test).</w:t>
+        <w:t>Data ingestion: build a dataset that pairs each image with the matching CSV row (match frame_index to image filename/stem). Validate 1:1 mapping and drop/flag mismatches. Store label (laminar/turbulent) plus regression targets (velocity, Re). Add per-item metadata for splits (train/val/test).</w:t>
       </w:r>
     </w:p>
     <w:p/>
@@ -514,27 +401,7 @@
         </w:numPr>
       </w:pPr>
       <w:r>
-        <w:t>our current setup is image-classification only (config </w:t>
-      </w:r>
-      <w:proofErr w:type="spellStart"/>
-      <w:r>
-        <w:t>num_classes</w:t>
-      </w:r>
-      <w:proofErr w:type="spellEnd"/>
-      <w:r>
-        <w:t>: 2, image folders, </w:t>
-      </w:r>
-      <w:proofErr w:type="spellStart"/>
-      <w:r>
-        <w:t>ImageFolderDataset</w:t>
-      </w:r>
-      <w:proofErr w:type="spellEnd"/>
-      <w:r>
-        <w:t> in image_data.py, inference writes class predictions). To incorporate the new CSV (</w:t>
-      </w:r>
-      <w:proofErr w:type="spellStart"/>
-      <w:r>
-        <w:t>frame_</w:t>
+        <w:t>our current setup is image-classification only (config num_classes: 2, image folders, ImageFolderDataset in image_data.py, inference writes class predictions). To incorporate the new CSV (frame_</w:t>
       </w:r>
       <w:proofErr w:type="gramStart"/>
       <w:r>
@@ -550,11 +417,7 @@
       </w:r>
       <w:proofErr w:type="gramEnd"/>
       <w:r>
-        <w:t>_number</w:t>
-      </w:r>
-      <w:proofErr w:type="spellEnd"/>
-      <w:r>
-        <w:t>) and predict laminar/turbulent + velocity + Reynolds, you’ll need a multi-task pipeline.</w:t>
+        <w:t>_number) and predict laminar/turbulent + velocity + Reynolds, you’ll need a multi-task pipeline.</w:t>
       </w:r>
     </w:p>
     <w:p>
@@ -565,17 +428,12 @@
         </w:numPr>
       </w:pPr>
       <w:r>
-        <w:t>Model: extend </w:t>
-      </w:r>
-      <w:proofErr w:type="spellStart"/>
-      <w:r>
-        <w:t>cnn_</w:t>
+        <w:t>Model: extend cnn_</w:t>
       </w:r>
       <w:proofErr w:type="gramStart"/>
       <w:r>
         <w:t>model.SimpleCNN</w:t>
       </w:r>
-      <w:proofErr w:type="spellEnd"/>
       <w:proofErr w:type="gramEnd"/>
       <w:r>
         <w:t> (or add a new variant) with two heads: (1) classification head (2 classes) and (2) regression head (2 outputs: velocity, Reynolds). Keep shared conv trunk; add separate linear layers. Ensure inference exports both.</w:t>
@@ -589,15 +447,7 @@
         </w:numPr>
       </w:pPr>
       <w:r>
-        <w:t xml:space="preserve">Loss/metrics: combine cross-entropy (class) with MSE/MAE (velocity/Re). Add weighting </w:t>
-      </w:r>
-      <w:proofErr w:type="spellStart"/>
-      <w:r>
-        <w:t>hyperparams</w:t>
-      </w:r>
-      <w:proofErr w:type="spellEnd"/>
-      <w:r>
-        <w:t>. Track classification metrics (accuracy/F1) and regression metrics (MAE/RMSE) separately in training/validation.</w:t>
+        <w:t>Loss/metrics: combine cross-entropy (class) with MSE/MAE (velocity/Re). Add weighting hyperparams. Track classification metrics (accuracy/F1) and regression metrics (MAE/RMSE) separately in training/validation.</w:t>
       </w:r>
     </w:p>
     <w:p>
@@ -608,39 +458,7 @@
         </w:numPr>
       </w:pPr>
       <w:r>
-        <w:t>Config changes to support this: add fields like </w:t>
-      </w:r>
-      <w:proofErr w:type="spellStart"/>
-      <w:r>
-        <w:t>regression_targets</w:t>
-      </w:r>
-      <w:proofErr w:type="spellEnd"/>
-      <w:r>
-        <w:t>: ["velocity", "</w:t>
-      </w:r>
-      <w:proofErr w:type="spellStart"/>
-      <w:r>
-        <w:t>reynolds_number</w:t>
-      </w:r>
-      <w:proofErr w:type="spellEnd"/>
-      <w:r>
-        <w:t>"], </w:t>
-      </w:r>
-      <w:proofErr w:type="spellStart"/>
-      <w:r>
-        <w:t>loss_weights</w:t>
-      </w:r>
-      <w:proofErr w:type="spellEnd"/>
-      <w:r>
-        <w:t xml:space="preserve">: {class: 1.0, regression: 1.0}, normalization for regression targets (mean/std) if needed, and CSV path for the frame metadata. Update </w:t>
-      </w:r>
-      <w:proofErr w:type="spellStart"/>
-      <w:r>
-        <w:t>dataloading</w:t>
-      </w:r>
-      <w:proofErr w:type="spellEnd"/>
-      <w:r>
-        <w:t xml:space="preserve"> to read that CSV and attach the numeric targets.</w:t>
+        <w:t>Config changes to support this: add fields like regression_targets: ["velocity", "reynolds_number"], loss_weights: {class: 1.0, regression: 1.0}, normalization for regression targets (mean/std) if needed, and CSV path for the frame metadata. Update dataloading to read that CSV and attach the numeric targets.</w:t>
       </w:r>
     </w:p>
     <w:p>
@@ -651,15 +469,7 @@
         </w:numPr>
       </w:pPr>
       <w:r>
-        <w:t xml:space="preserve">Training/testing flow: new dataset loader reads images + CSV row → model forward → two heads → combined loss. Validation computes both metrics. Inference outputs classification plus numeric predictions (and optionally </w:t>
-      </w:r>
-      <w:proofErr w:type="spellStart"/>
-      <w:r>
-        <w:t>denormalizes</w:t>
-      </w:r>
-      <w:proofErr w:type="spellEnd"/>
-      <w:r>
-        <w:t xml:space="preserve"> velocity/Re).</w:t>
+        <w:t>Training/testing flow: new dataset loader reads images + CSV row → model forward → two heads → combined loss. Validation computes both metrics. Inference outputs classification plus numeric predictions (and optionally denormalizes velocity/Re).</w:t>
       </w:r>
     </w:p>
     <w:p>
@@ -670,11 +480,7 @@
         </w:numPr>
       </w:pPr>
       <w:r>
-        <w:t>Artifacts: save per-image CSV with columns </w:t>
-      </w:r>
-      <w:proofErr w:type="spellStart"/>
-      <w:r>
-        <w:t>image_</w:t>
+        <w:t>Artifacts: save per-image CSV with columns image_</w:t>
       </w:r>
       <w:proofErr w:type="gramStart"/>
       <w:r>
@@ -698,11 +504,7 @@
       </w:r>
       <w:proofErr w:type="gramEnd"/>
       <w:r>
-        <w:t>_pred</w:t>
-      </w:r>
-      <w:proofErr w:type="spellEnd"/>
-      <w:r>
-        <w:t> (plus confidences); update postprocessing to plot both classification and regression metrics (e.g., scatter vs. ground truth if available).</w:t>
+        <w:t>_pred (plus confidences); update postprocessing to plot both classification and regression metrics (e.g., scatter vs. ground truth if available).</w:t>
       </w:r>
     </w:p>
     <w:p/>
@@ -724,27 +526,14 @@
     <w:p/>
     <w:p>
       <w:r>
-        <w:t xml:space="preserve">I added a new folder in the training data folder called </w:t>
-      </w:r>
-      <w:proofErr w:type="spellStart"/>
-      <w:r>
-        <w:t>large_data_set</w:t>
-      </w:r>
-      <w:proofErr w:type="spellEnd"/>
-      <w:r>
-        <w:t xml:space="preserve"> inside is the csv file with the metadata but the image file is too large to put in here, I what to have a csv or txt file that has the folder location of the image files.  </w:t>
-      </w:r>
-    </w:p>
-    <w:p/>
-    <w:p/>
-    <w:p>
-      <w:proofErr w:type="spellStart"/>
-      <w:r>
-        <w:t>i</w:t>
-      </w:r>
-      <w:proofErr w:type="spellEnd"/>
-      <w:r>
-        <w:t xml:space="preserve"> want to control this from the config file under the training section with a true or false flag and a percent</w:t>
+        <w:t xml:space="preserve">I added a new folder in the training data folder called large_data_set inside is the csv file with the metadata but the image file is too large to put in here, I what to have a csv or txt file that has the folder location of the image files.  </w:t>
+      </w:r>
+    </w:p>
+    <w:p/>
+    <w:p/>
+    <w:p>
+      <w:r>
+        <w:t>i want to control this from the config file under the training section with a true or false flag and a percent</w:t>
       </w:r>
       <w:r>
         <w:t>, so true and 0.2 means that the debug tool is on and it will only use 20 percent of the data for training. I also want a warning in the terminal that appears when the limited training debug is active.</w:t>
@@ -768,40 +557,19 @@
       </w:r>
       <w:proofErr w:type="gramEnd"/>
       <w:r>
-        <w:t xml:space="preserve"> a mismatch of the csv and the image data. The csv logs frames as 0, 1, 2, </w:t>
-      </w:r>
-      <w:proofErr w:type="spellStart"/>
-      <w:r>
-        <w:t>ect</w:t>
-      </w:r>
-      <w:proofErr w:type="spellEnd"/>
-      <w:r>
-        <w:t xml:space="preserve"> while the images are called frame0000_mask, frame0001_mask, </w:t>
-      </w:r>
-      <w:proofErr w:type="spellStart"/>
-      <w:r>
-        <w:t>ect</w:t>
-      </w:r>
-      <w:proofErr w:type="spellEnd"/>
-      <w:r>
-        <w:t xml:space="preserve">. </w:t>
-      </w:r>
-    </w:p>
-    <w:p/>
-    <w:p/>
-    <w:p/>
-    <w:p/>
-    <w:p/>
-    <w:p/>
-    <w:p>
-      <w:proofErr w:type="spellStart"/>
+        <w:t xml:space="preserve"> a mismatch of the csv and the image data. The csv logs frames as 0, 1, 2, ect while the images are called frame0000_mask, frame0001_mask, ect. </w:t>
+      </w:r>
+    </w:p>
+    <w:p/>
+    <w:p/>
+    <w:p/>
+    <w:p/>
+    <w:p/>
+    <w:p/>
+    <w:p>
       <w:r>
         <w:lastRenderedPageBreak/>
-        <w:t>i</w:t>
-      </w:r>
-      <w:proofErr w:type="spellEnd"/>
-      <w:r>
-        <w:t xml:space="preserve"> want a new bit of code that logs the terminal output from </w:t>
+        <w:t xml:space="preserve">i want a new bit of code that logs the terminal output from </w:t>
       </w:r>
       <w:r>
         <w:t>training</w:t>
@@ -852,6 +620,25 @@
     <w:p>
       <w:r>
         <w:t>[warn] | [impute] digits missing at frame 268517; using last value 9.0</w:t>
+      </w:r>
+    </w:p>
+    <w:p/>
+    <w:p/>
+    <w:p>
+      <w:r>
+        <w:t xml:space="preserve">I have changed the way the data is stored in the code. This was done as there are limits on git for uploading data. The traning and testing data are now in </w:t>
+      </w:r>
+      <w:r>
+        <w:t>C:\Users\Owner\Documents\Grad School\Fall 2025\ME 521 - CPTS 534 Project\neural_encabulator_training_testing_data</w:t>
+      </w:r>
+      <w:r>
+        <w:t xml:space="preserve"> while the code is in the </w:t>
+      </w:r>
+      <w:r>
+        <w:t>C:\Users\Owner\Documents\Grad School\Fall 2025\ME 521 - CPTS 534 Project\neural-encabulator\prototype two</w:t>
+      </w:r>
+      <w:r>
+        <w:t xml:space="preserve"> folders. In the data\testing data folder and the data\training data folder there is now a text file for directing the code to look at the new folder locations </w:t>
       </w:r>
     </w:p>
     <w:p/>
@@ -1778,6 +1565,7 @@
   <w:style w:type="character" w:default="1" w:styleId="DefaultParagraphFont">
     <w:name w:val="Default Paragraph Font"/>
     <w:uiPriority w:val="1"/>
+    <w:semiHidden/>
     <w:unhideWhenUsed/>
   </w:style>
   <w:style w:type="table" w:default="1" w:styleId="TableNormal">

--- a/prototype two/what do you think about adding a test filed.docx
+++ b/prototype two/what do you think about adding a test filed.docx
@@ -4,7 +4,23 @@
   <w:body>
     <w:p>
       <w:r>
-        <w:t>what do you think about adding a test filed_path_vector to the data section of the config and then add a checker in the common.py that looks for the train_data_kind and sets the path to the correct train</w:t>
+        <w:t xml:space="preserve">what do you think about adding a test </w:t>
+      </w:r>
+      <w:proofErr w:type="spellStart"/>
+      <w:r>
+        <w:t>filed_path_vector</w:t>
+      </w:r>
+      <w:proofErr w:type="spellEnd"/>
+      <w:r>
+        <w:t xml:space="preserve"> to the data section of the config and then add a checker in the common.py that looks for the </w:t>
+      </w:r>
+      <w:proofErr w:type="spellStart"/>
+      <w:r>
+        <w:t>train_data_kind</w:t>
+      </w:r>
+      <w:proofErr w:type="spellEnd"/>
+      <w:r>
+        <w:t xml:space="preserve"> and sets the path to the correct train</w:t>
       </w:r>
     </w:p>
     <w:p/>
@@ -52,7 +68,15 @@
       </w:r>
       <w:proofErr w:type="gramEnd"/>
       <w:r>
-        <w:t xml:space="preserve"> class the bias is towards or a line that tells how to determine bias based of the table   </w:t>
+        <w:t xml:space="preserve"> class the bias is towards or a line that tells how to determine bias based </w:t>
+      </w:r>
+      <w:proofErr w:type="spellStart"/>
+      <w:r>
+        <w:t>of</w:t>
+      </w:r>
+      <w:proofErr w:type="spellEnd"/>
+      <w:r>
+        <w:t xml:space="preserve"> the table   </w:t>
       </w:r>
     </w:p>
     <w:p>
@@ -62,8 +86,13 @@
     </w:p>
     <w:p/>
     <w:p>
-      <w:r>
-        <w:t xml:space="preserve">i want to get the framework </w:t>
+      <w:proofErr w:type="spellStart"/>
+      <w:r>
+        <w:t>i</w:t>
+      </w:r>
+      <w:proofErr w:type="spellEnd"/>
+      <w:r>
+        <w:t xml:space="preserve"> want to get the framework </w:t>
       </w:r>
       <w:r>
         <w:t xml:space="preserve">for the image training and testing setup. There is a new folder in the testing data folder called image and it has two subfolders that have test images. In the </w:t>
@@ -87,7 +116,15 @@
         <w:t xml:space="preserve">folder that is also called image and has two sub folders with images in them. </w:t>
       </w:r>
       <w:r>
-        <w:t xml:space="preserve">I would prefer that the cnn_model already made could be used for the image processing and the vector filed data. Propose the scope of work needed to update the project to do this  </w:t>
+        <w:t xml:space="preserve">I would prefer that the </w:t>
+      </w:r>
+      <w:proofErr w:type="spellStart"/>
+      <w:r>
+        <w:t>cnn_model</w:t>
+      </w:r>
+      <w:proofErr w:type="spellEnd"/>
+      <w:r>
+        <w:t xml:space="preserve"> already made could be used for the image processing and the vector filed data. Propose the scope of work needed to update the project to do this  </w:t>
       </w:r>
     </w:p>
     <w:p>
@@ -154,14 +191,38 @@
       </w:r>
       <w:proofErr w:type="gramEnd"/>
       <w:r>
-        <w:t xml:space="preserve"> I want a confusion matrix and plots for each folder and an over all set. </w:t>
-      </w:r>
-    </w:p>
-    <w:p/>
-    <w:p/>
-    <w:p>
-      <w:r>
-        <w:t xml:space="preserve">make sure that the code is looking in the right place for the testing data. i have the subfolders for the laminar, turbulent, and mixed data as i want to be able to </w:t>
+        <w:t xml:space="preserve"> I want a confusion matrix and plots for each folder and an </w:t>
+      </w:r>
+      <w:proofErr w:type="spellStart"/>
+      <w:r>
+        <w:t>over all</w:t>
+      </w:r>
+      <w:proofErr w:type="spellEnd"/>
+      <w:r>
+        <w:t xml:space="preserve"> set. </w:t>
+      </w:r>
+    </w:p>
+    <w:p/>
+    <w:p/>
+    <w:p>
+      <w:r>
+        <w:t xml:space="preserve">make sure that the code is looking in the right place for the testing data. </w:t>
+      </w:r>
+      <w:proofErr w:type="spellStart"/>
+      <w:r>
+        <w:t>i</w:t>
+      </w:r>
+      <w:proofErr w:type="spellEnd"/>
+      <w:r>
+        <w:t xml:space="preserve"> have the subfolders for the laminar, turbulent, and mixed data as </w:t>
+      </w:r>
+      <w:proofErr w:type="spellStart"/>
+      <w:r>
+        <w:t>i</w:t>
+      </w:r>
+      <w:proofErr w:type="spellEnd"/>
+      <w:r>
+        <w:t xml:space="preserve"> want to be able to </w:t>
       </w:r>
       <w:r>
         <w:t xml:space="preserve">drop images in and out of the folders with ease </w:t>
@@ -188,7 +249,15 @@
         <w:t xml:space="preserve">when the code gets to this point there is a freeze for </w:t>
       </w:r>
       <w:r>
-        <w:t xml:space="preserve">several minutes, it looks like the code is working on some files during this part bet there is not indication as to what the code is doing </w:t>
+        <w:t xml:space="preserve">several minutes, it looks like the code is working on some files during this part bet there is </w:t>
+      </w:r>
+      <w:proofErr w:type="spellStart"/>
+      <w:r>
+        <w:t>not</w:t>
+      </w:r>
+      <w:proofErr w:type="spellEnd"/>
+      <w:r>
+        <w:t xml:space="preserve"> indication as to what the code is doing </w:t>
       </w:r>
     </w:p>
     <w:p/>
@@ -208,8 +277,13 @@
     </w:p>
     <w:p/>
     <w:p>
-      <w:r>
-        <w:t xml:space="preserve">i want to have infer.py to only </w:t>
+      <w:proofErr w:type="spellStart"/>
+      <w:r>
+        <w:t>i</w:t>
+      </w:r>
+      <w:proofErr w:type="spellEnd"/>
+      <w:r>
+        <w:t xml:space="preserve"> want to have infer.py to only </w:t>
       </w:r>
       <w:r>
         <w:t xml:space="preserve">process the testing images, that is run the testing images through the model. And I want infer-reports, renamed reports, to handle all of the data processing once infer.py has generated the csv with the file, prediction and confidence. The csv file also </w:t>
@@ -226,7 +300,15 @@
     <w:p/>
     <w:p>
       <w:r>
-        <w:t xml:space="preserve">first, I want to confirm that reports will run independently of infer and that infer dose not have any dependency on reports. </w:t>
+        <w:t xml:space="preserve">first, I want to confirm that reports will run independently of infer and that infer </w:t>
+      </w:r>
+      <w:proofErr w:type="spellStart"/>
+      <w:r>
+        <w:t>dose</w:t>
+      </w:r>
+      <w:proofErr w:type="spellEnd"/>
+      <w:r>
+        <w:t xml:space="preserve"> not have any dependency on reports. </w:t>
       </w:r>
     </w:p>
     <w:p>
@@ -257,10 +339,26 @@
     <w:p/>
     <w:p>
       <w:r>
-        <w:t>I want all the code for creating the folders moved to a single py file. I also want it to be setup in a way that each program can run</w:t>
-      </w:r>
-      <w:r>
-        <w:t>. My intention is for a single py file that can make the folder structure and checks that all the folders are there</w:t>
+        <w:t xml:space="preserve">I want all the code for creating the folders moved to a single </w:t>
+      </w:r>
+      <w:proofErr w:type="spellStart"/>
+      <w:r>
+        <w:t>py</w:t>
+      </w:r>
+      <w:proofErr w:type="spellEnd"/>
+      <w:r>
+        <w:t xml:space="preserve"> file. I also want it to be setup in a way that each program can run</w:t>
+      </w:r>
+      <w:r>
+        <w:t xml:space="preserve">. My intention is for a single </w:t>
+      </w:r>
+      <w:proofErr w:type="spellStart"/>
+      <w:r>
+        <w:t>py</w:t>
+      </w:r>
+      <w:proofErr w:type="spellEnd"/>
+      <w:r>
+        <w:t xml:space="preserve"> file that can make the folder structure and checks that all the folders are there</w:t>
       </w:r>
     </w:p>
     <w:p/>
@@ -272,7 +370,15 @@
     <w:p/>
     <w:p>
       <w:r>
-        <w:t>propose clean up work</w:t>
+        <w:t xml:space="preserve">propose </w:t>
+      </w:r>
+      <w:proofErr w:type="spellStart"/>
+      <w:r>
+        <w:t>clean up</w:t>
+      </w:r>
+      <w:proofErr w:type="spellEnd"/>
+      <w:r>
+        <w:t xml:space="preserve"> work</w:t>
       </w:r>
     </w:p>
     <w:p/>
@@ -290,7 +396,15 @@
     <w:p/>
     <w:p>
       <w:r>
-        <w:t xml:space="preserve">ok, lets change the structure to have infer.py only make the classification csv and make a new py file for creating images and plots of the data. The intention is to have the computational heavy code run once and then have the simpler plotting and image generation run after </w:t>
+        <w:t xml:space="preserve">ok, lets change the structure to have infer.py only make the classification csv and make a new </w:t>
+      </w:r>
+      <w:proofErr w:type="spellStart"/>
+      <w:r>
+        <w:t>py</w:t>
+      </w:r>
+      <w:proofErr w:type="spellEnd"/>
+      <w:r>
+        <w:t xml:space="preserve"> file for creating images and plots of the data. The intention is to have the computational heavy code run once and then have the simpler plotting and image generation run after </w:t>
       </w:r>
     </w:p>
     <w:p/>
@@ -298,19 +412,34 @@
       <w:r>
         <w:t xml:space="preserve">ok, now </w:t>
       </w:r>
+      <w:proofErr w:type="spellStart"/>
       <w:proofErr w:type="gramStart"/>
       <w:r>
         <w:t>lets</w:t>
       </w:r>
+      <w:proofErr w:type="spellEnd"/>
       <w:proofErr w:type="gramEnd"/>
       <w:r>
-        <w:t xml:space="preserve"> confirm the training and testing structure. I have some new data that will be used later once the framework for it is done. This new data has a folder with imagase and a csv file that has data in the format of </w:t>
-      </w:r>
+        <w:t xml:space="preserve"> confirm the training and testing structure. I have some new data that will be used later once the framework for it is done. This new data has a folder with </w:t>
+      </w:r>
+      <w:proofErr w:type="spellStart"/>
+      <w:r>
+        <w:t>imagase</w:t>
+      </w:r>
+      <w:proofErr w:type="spellEnd"/>
+      <w:r>
+        <w:t xml:space="preserve"> and a csv file that has data in the format of </w:t>
+      </w:r>
+      <w:proofErr w:type="spellStart"/>
       <w:r>
         <w:t>frame_inde</w:t>
       </w:r>
       <w:r>
-        <w:t xml:space="preserve">x, </w:t>
+        <w:t>x</w:t>
+      </w:r>
+      <w:proofErr w:type="spellEnd"/>
+      <w:r>
+        <w:t xml:space="preserve">, </w:t>
       </w:r>
       <w:r>
         <w:t>digits</w:t>
@@ -324,6 +453,7 @@
       <w:r>
         <w:t xml:space="preserve">, </w:t>
       </w:r>
+      <w:proofErr w:type="spellStart"/>
       <w:r>
         <w:t>reynolds_</w:t>
       </w:r>
@@ -331,6 +461,7 @@
       <w:r>
         <w:t>number</w:t>
       </w:r>
+      <w:proofErr w:type="spellEnd"/>
       <w:r>
         <w:t xml:space="preserve"> .</w:t>
       </w:r>
@@ -389,7 +520,23 @@
         </w:numPr>
       </w:pPr>
       <w:r>
-        <w:t>Data ingestion: build a dataset that pairs each image with the matching CSV row (match frame_index to image filename/stem). Validate 1:1 mapping and drop/flag mismatches. Store label (laminar/turbulent) plus regression targets (velocity, Re). Add per-item metadata for splits (train/val/test).</w:t>
+        <w:t>Data ingestion: build a dataset that pairs each image with the matching CSV row (match </w:t>
+      </w:r>
+      <w:proofErr w:type="spellStart"/>
+      <w:r>
+        <w:t>frame_index</w:t>
+      </w:r>
+      <w:proofErr w:type="spellEnd"/>
+      <w:r>
+        <w:t> to image filename/stem). Validate 1:1 mapping and drop/flag mismatches. Store label (laminar/turbulent) plus regression targets (velocity, Re). Add per-item metadata for splits (train/</w:t>
+      </w:r>
+      <w:proofErr w:type="spellStart"/>
+      <w:r>
+        <w:t>val</w:t>
+      </w:r>
+      <w:proofErr w:type="spellEnd"/>
+      <w:r>
+        <w:t>/test).</w:t>
       </w:r>
     </w:p>
     <w:p/>
@@ -401,7 +548,27 @@
         </w:numPr>
       </w:pPr>
       <w:r>
-        <w:t>our current setup is image-classification only (config num_classes: 2, image folders, ImageFolderDataset in image_data.py, inference writes class predictions). To incorporate the new CSV (frame_</w:t>
+        <w:t>our current setup is image-classification only (config </w:t>
+      </w:r>
+      <w:proofErr w:type="spellStart"/>
+      <w:r>
+        <w:t>num_classes</w:t>
+      </w:r>
+      <w:proofErr w:type="spellEnd"/>
+      <w:r>
+        <w:t>: 2, image folders, </w:t>
+      </w:r>
+      <w:proofErr w:type="spellStart"/>
+      <w:r>
+        <w:t>ImageFolderDataset</w:t>
+      </w:r>
+      <w:proofErr w:type="spellEnd"/>
+      <w:r>
+        <w:t> in image_data.py, inference writes class predictions). To incorporate the new CSV (</w:t>
+      </w:r>
+      <w:proofErr w:type="spellStart"/>
+      <w:r>
+        <w:t>frame_</w:t>
       </w:r>
       <w:proofErr w:type="gramStart"/>
       <w:r>
@@ -417,7 +584,11 @@
       </w:r>
       <w:proofErr w:type="gramEnd"/>
       <w:r>
-        <w:t>_number) and predict laminar/turbulent + velocity + Reynolds, you’ll need a multi-task pipeline.</w:t>
+        <w:t>_number</w:t>
+      </w:r>
+      <w:proofErr w:type="spellEnd"/>
+      <w:r>
+        <w:t>) and predict laminar/turbulent + velocity + Reynolds, you’ll need a multi-task pipeline.</w:t>
       </w:r>
     </w:p>
     <w:p>
@@ -428,12 +599,17 @@
         </w:numPr>
       </w:pPr>
       <w:r>
-        <w:t>Model: extend cnn_</w:t>
+        <w:t>Model: extend </w:t>
+      </w:r>
+      <w:proofErr w:type="spellStart"/>
+      <w:r>
+        <w:t>cnn_</w:t>
       </w:r>
       <w:proofErr w:type="gramStart"/>
       <w:r>
         <w:t>model.SimpleCNN</w:t>
       </w:r>
+      <w:proofErr w:type="spellEnd"/>
       <w:proofErr w:type="gramEnd"/>
       <w:r>
         <w:t> (or add a new variant) with two heads: (1) classification head (2 classes) and (2) regression head (2 outputs: velocity, Reynolds). Keep shared conv trunk; add separate linear layers. Ensure inference exports both.</w:t>
@@ -447,7 +623,15 @@
         </w:numPr>
       </w:pPr>
       <w:r>
-        <w:t>Loss/metrics: combine cross-entropy (class) with MSE/MAE (velocity/Re). Add weighting hyperparams. Track classification metrics (accuracy/F1) and regression metrics (MAE/RMSE) separately in training/validation.</w:t>
+        <w:t xml:space="preserve">Loss/metrics: combine cross-entropy (class) with MSE/MAE (velocity/Re). Add weighting </w:t>
+      </w:r>
+      <w:proofErr w:type="spellStart"/>
+      <w:r>
+        <w:t>hyperparams</w:t>
+      </w:r>
+      <w:proofErr w:type="spellEnd"/>
+      <w:r>
+        <w:t>. Track classification metrics (accuracy/F1) and regression metrics (MAE/RMSE) separately in training/validation.</w:t>
       </w:r>
     </w:p>
     <w:p>
@@ -458,7 +642,39 @@
         </w:numPr>
       </w:pPr>
       <w:r>
-        <w:t>Config changes to support this: add fields like regression_targets: ["velocity", "reynolds_number"], loss_weights: {class: 1.0, regression: 1.0}, normalization for regression targets (mean/std) if needed, and CSV path for the frame metadata. Update dataloading to read that CSV and attach the numeric targets.</w:t>
+        <w:t>Config changes to support this: add fields like </w:t>
+      </w:r>
+      <w:proofErr w:type="spellStart"/>
+      <w:r>
+        <w:t>regression_targets</w:t>
+      </w:r>
+      <w:proofErr w:type="spellEnd"/>
+      <w:r>
+        <w:t>: ["velocity", "</w:t>
+      </w:r>
+      <w:proofErr w:type="spellStart"/>
+      <w:r>
+        <w:t>reynolds_number</w:t>
+      </w:r>
+      <w:proofErr w:type="spellEnd"/>
+      <w:r>
+        <w:t>"], </w:t>
+      </w:r>
+      <w:proofErr w:type="spellStart"/>
+      <w:r>
+        <w:t>loss_weights</w:t>
+      </w:r>
+      <w:proofErr w:type="spellEnd"/>
+      <w:r>
+        <w:t xml:space="preserve">: {class: 1.0, regression: 1.0}, normalization for regression targets (mean/std) if needed, and CSV path for the frame metadata. Update </w:t>
+      </w:r>
+      <w:proofErr w:type="spellStart"/>
+      <w:r>
+        <w:t>dataloading</w:t>
+      </w:r>
+      <w:proofErr w:type="spellEnd"/>
+      <w:r>
+        <w:t xml:space="preserve"> to read that CSV and attach the numeric targets.</w:t>
       </w:r>
     </w:p>
     <w:p>
@@ -469,7 +685,15 @@
         </w:numPr>
       </w:pPr>
       <w:r>
-        <w:t>Training/testing flow: new dataset loader reads images + CSV row → model forward → two heads → combined loss. Validation computes both metrics. Inference outputs classification plus numeric predictions (and optionally denormalizes velocity/Re).</w:t>
+        <w:t xml:space="preserve">Training/testing flow: new dataset loader reads images + CSV row → model forward → two heads → combined loss. Validation computes both metrics. Inference outputs classification plus numeric predictions (and optionally </w:t>
+      </w:r>
+      <w:proofErr w:type="spellStart"/>
+      <w:r>
+        <w:t>denormalizes</w:t>
+      </w:r>
+      <w:proofErr w:type="spellEnd"/>
+      <w:r>
+        <w:t xml:space="preserve"> velocity/Re).</w:t>
       </w:r>
     </w:p>
     <w:p>
@@ -480,7 +704,11 @@
         </w:numPr>
       </w:pPr>
       <w:r>
-        <w:t>Artifacts: save per-image CSV with columns image_</w:t>
+        <w:t>Artifacts: save per-image CSV with columns </w:t>
+      </w:r>
+      <w:proofErr w:type="spellStart"/>
+      <w:r>
+        <w:t>image_</w:t>
       </w:r>
       <w:proofErr w:type="gramStart"/>
       <w:r>
@@ -504,7 +732,11 @@
       </w:r>
       <w:proofErr w:type="gramEnd"/>
       <w:r>
-        <w:t>_pred (plus confidences); update postprocessing to plot both classification and regression metrics (e.g., scatter vs. ground truth if available).</w:t>
+        <w:t>_pred</w:t>
+      </w:r>
+      <w:proofErr w:type="spellEnd"/>
+      <w:r>
+        <w:t> (plus confidences); update postprocessing to plot both classification and regression metrics (e.g., scatter vs. ground truth if available).</w:t>
       </w:r>
     </w:p>
     <w:p/>
@@ -526,14 +758,27 @@
     <w:p/>
     <w:p>
       <w:r>
-        <w:t xml:space="preserve">I added a new folder in the training data folder called large_data_set inside is the csv file with the metadata but the image file is too large to put in here, I what to have a csv or txt file that has the folder location of the image files.  </w:t>
-      </w:r>
-    </w:p>
-    <w:p/>
-    <w:p/>
-    <w:p>
-      <w:r>
-        <w:t>i want to control this from the config file under the training section with a true or false flag and a percent</w:t>
+        <w:t xml:space="preserve">I added a new folder in the training data folder called </w:t>
+      </w:r>
+      <w:proofErr w:type="spellStart"/>
+      <w:r>
+        <w:t>large_data_set</w:t>
+      </w:r>
+      <w:proofErr w:type="spellEnd"/>
+      <w:r>
+        <w:t xml:space="preserve"> inside is the csv file with the metadata but the image file is too large to put in here, I what to have a csv or txt file that has the folder location of the image files.  </w:t>
+      </w:r>
+    </w:p>
+    <w:p/>
+    <w:p/>
+    <w:p>
+      <w:proofErr w:type="spellStart"/>
+      <w:r>
+        <w:t>i</w:t>
+      </w:r>
+      <w:proofErr w:type="spellEnd"/>
+      <w:r>
+        <w:t xml:space="preserve"> want to control this from the config file under the training section with a true or false flag and a percent</w:t>
       </w:r>
       <w:r>
         <w:t>, so true and 0.2 means that the debug tool is on and it will only use 20 percent of the data for training. I also want a warning in the terminal that appears when the limited training debug is active.</w:t>
@@ -557,19 +802,40 @@
       </w:r>
       <w:proofErr w:type="gramEnd"/>
       <w:r>
-        <w:t xml:space="preserve"> a mismatch of the csv and the image data. The csv logs frames as 0, 1, 2, ect while the images are called frame0000_mask, frame0001_mask, ect. </w:t>
-      </w:r>
-    </w:p>
-    <w:p/>
-    <w:p/>
-    <w:p/>
-    <w:p/>
-    <w:p/>
-    <w:p/>
-    <w:p>
+        <w:t xml:space="preserve"> a mismatch of the csv and the image data. The csv logs frames as 0, 1, 2, </w:t>
+      </w:r>
+      <w:proofErr w:type="spellStart"/>
+      <w:r>
+        <w:t>ect</w:t>
+      </w:r>
+      <w:proofErr w:type="spellEnd"/>
+      <w:r>
+        <w:t xml:space="preserve"> while the images are called frame0000_mask, frame0001_mask, </w:t>
+      </w:r>
+      <w:proofErr w:type="spellStart"/>
+      <w:r>
+        <w:t>ect</w:t>
+      </w:r>
+      <w:proofErr w:type="spellEnd"/>
+      <w:r>
+        <w:t xml:space="preserve">. </w:t>
+      </w:r>
+    </w:p>
+    <w:p/>
+    <w:p/>
+    <w:p/>
+    <w:p/>
+    <w:p/>
+    <w:p/>
+    <w:p>
+      <w:proofErr w:type="spellStart"/>
       <w:r>
         <w:lastRenderedPageBreak/>
-        <w:t xml:space="preserve">i want a new bit of code that logs the terminal output from </w:t>
+        <w:t>i</w:t>
+      </w:r>
+      <w:proofErr w:type="spellEnd"/>
+      <w:r>
+        <w:t xml:space="preserve"> want a new bit of code that logs the terminal output from </w:t>
       </w:r>
       <w:r>
         <w:t>training</w:t>
@@ -626,23 +892,66 @@
     <w:p/>
     <w:p>
       <w:r>
-        <w:t xml:space="preserve">I have changed the way the data is stored in the code. This was done as there are limits on git for uploading data. The traning and testing data are now in </w:t>
-      </w:r>
-      <w:r>
-        <w:t>C:\Users\Owner\Documents\Grad School\Fall 2025\ME 521 - CPTS 534 Project\neural_encabulator_training_testing_data</w:t>
-      </w:r>
+        <w:t xml:space="preserve">I have changed the way the data is stored in the code. This was done as there are limits on git for uploading data. The </w:t>
+      </w:r>
+      <w:proofErr w:type="spellStart"/>
+      <w:r>
+        <w:t>traning</w:t>
+      </w:r>
+      <w:proofErr w:type="spellEnd"/>
+      <w:r>
+        <w:t xml:space="preserve"> and testing data are now in </w:t>
+      </w:r>
+      <w:r>
+        <w:t>C:\Users\Owner\Documents\Grad School\Fall 2025\ME 521 - CPTS 534 Project\</w:t>
+      </w:r>
+      <w:proofErr w:type="spellStart"/>
+      <w:r>
+        <w:t>neural_encabulator_training_testing_data</w:t>
+      </w:r>
+      <w:proofErr w:type="spellEnd"/>
       <w:r>
         <w:t xml:space="preserve"> while the code is in the </w:t>
       </w:r>
       <w:r>
-        <w:t>C:\Users\Owner\Documents\Grad School\Fall 2025\ME 521 - CPTS 534 Project\neural-encabulator\prototype two</w:t>
+        <w:t>C:\Users\Owner\Documents\Grad School\Fall 2025\ME 521 - CPTS 534 Project\neural-</w:t>
+      </w:r>
+      <w:proofErr w:type="spellStart"/>
+      <w:r>
+        <w:t>encabulator</w:t>
+      </w:r>
+      <w:proofErr w:type="spellEnd"/>
+      <w:r>
+        <w:t>\prototype two</w:t>
       </w:r>
       <w:r>
         <w:t xml:space="preserve"> folders. In the data\testing data folder and the data\training data folder there is now a text file for directing the code to look at the new folder locations </w:t>
       </w:r>
     </w:p>
     <w:p/>
-    <w:p/>
+    <w:p>
+      <w:r>
+        <w:t xml:space="preserve">add to the </w:t>
+      </w:r>
+      <w:r>
+        <w:t>training</w:t>
+      </w:r>
+      <w:r>
+        <w:t xml:space="preserve"> progress plot </w:t>
+      </w:r>
+      <w:r>
+        <w:t>title</w:t>
+      </w:r>
+      <w:r>
+        <w:t xml:space="preserve"> the name of the model </w:t>
+      </w:r>
+    </w:p>
+    <w:p/>
+    <w:p>
+      <w:r>
+        <w:t>at the beginning of the training cycle save a csv with the settings used for the model, also add a total time per epoch and a total training time to the terminal output and the saved terminal output csv</w:t>
+      </w:r>
+    </w:p>
     <w:sectPr>
       <w:pgSz w:w="12240" w:h="15840"/>
       <w:pgMar w:top="1440" w:right="1440" w:bottom="1440" w:left="1440" w:header="720" w:footer="720" w:gutter="0"/>
@@ -1565,7 +1874,6 @@
   <w:style w:type="character" w:default="1" w:styleId="DefaultParagraphFont">
     <w:name w:val="Default Paragraph Font"/>
     <w:uiPriority w:val="1"/>
-    <w:semiHidden/>
     <w:unhideWhenUsed/>
   </w:style>
   <w:style w:type="table" w:default="1" w:styleId="TableNormal">

--- a/prototype two/what do you think about adding a test filed.docx
+++ b/prototype two/what do you think about adding a test filed.docx
@@ -931,25 +931,558 @@
     <w:p/>
     <w:p>
       <w:r>
-        <w:t xml:space="preserve">add to the </w:t>
-      </w:r>
-      <w:r>
-        <w:t>training</w:t>
-      </w:r>
-      <w:r>
-        <w:t xml:space="preserve"> progress plot </w:t>
-      </w:r>
-      <w:r>
-        <w:t>title</w:t>
-      </w:r>
-      <w:r>
-        <w:t xml:space="preserve"> the name of the model </w:t>
+        <w:t xml:space="preserve">add to the training progress plot title the name of the model </w:t>
       </w:r>
     </w:p>
     <w:p/>
     <w:p>
       <w:r>
         <w:t>at the beginning of the training cycle save a csv with the settings used for the model, also add a total time per epoch and a total training time to the terminal output and the saved terminal output csv</w:t>
+      </w:r>
+    </w:p>
+    <w:p/>
+    <w:p>
+      <w:r>
+        <w:t xml:space="preserve">for reports add a plot that uses the average of three data points and then plots the velocity and Renold’s number </w:t>
+      </w:r>
+    </w:p>
+    <w:p/>
+    <w:p>
+      <w:r>
+        <w:t xml:space="preserve">now make a line of best fit for the </w:t>
+      </w:r>
+      <w:proofErr w:type="gramStart"/>
+      <w:r>
+        <w:t>100 point</w:t>
+      </w:r>
+      <w:proofErr w:type="gramEnd"/>
+      <w:r>
+        <w:t xml:space="preserve"> average </w:t>
+      </w:r>
+    </w:p>
+    <w:p/>
+    <w:p>
+      <w:r>
+        <w:t xml:space="preserve">make the line of best fit </w:t>
+      </w:r>
+      <w:proofErr w:type="gramStart"/>
+      <w:r>
+        <w:t>a</w:t>
+      </w:r>
+      <w:proofErr w:type="gramEnd"/>
+      <w:r>
+        <w:t xml:space="preserve"> 8</w:t>
+      </w:r>
+      <w:r>
+        <w:rPr>
+          <w:vertAlign w:val="superscript"/>
+        </w:rPr>
+        <w:t>th</w:t>
+      </w:r>
+      <w:r>
+        <w:t xml:space="preserve"> order polynomial and have it plot as yellow</w:t>
+      </w:r>
+    </w:p>
+    <w:p/>
+    <w:p>
+      <w:r>
+        <w:t>now make a new</w:t>
+      </w:r>
+      <w:r>
+        <w:t xml:space="preserve"> independent </w:t>
+      </w:r>
+      <w:r>
+        <w:t xml:space="preserve">plot </w:t>
+      </w:r>
+      <w:r>
+        <w:t xml:space="preserve">for velocity and re number </w:t>
+      </w:r>
+      <w:r>
+        <w:t xml:space="preserve">that runs </w:t>
+      </w:r>
+      <w:r>
+        <w:t>6</w:t>
+      </w:r>
+      <w:r>
+        <w:rPr>
+          <w:vertAlign w:val="superscript"/>
+        </w:rPr>
+        <w:t>th</w:t>
+      </w:r>
+      <w:r>
+        <w:t xml:space="preserve"> order Butterworth filter and then plot </w:t>
+      </w:r>
+    </w:p>
+    <w:p/>
+    <w:p>
+      <w:pPr>
+        <w:tabs>
+          <w:tab w:val="center" w:pos="4680"/>
+        </w:tabs>
+      </w:pPr>
+      <w:r>
+        <w:t xml:space="preserve">list all the library’s used in this project </w:t>
+      </w:r>
+      <w:r>
+        <w:tab/>
+      </w:r>
+    </w:p>
+    <w:p>
+      <w:pPr>
+        <w:tabs>
+          <w:tab w:val="center" w:pos="4680"/>
+        </w:tabs>
+      </w:pPr>
+    </w:p>
+    <w:p>
+      <w:pPr>
+        <w:tabs>
+          <w:tab w:val="center" w:pos="4680"/>
+        </w:tabs>
+      </w:pPr>
+      <w:r>
+        <w:t xml:space="preserve">now make a pip install list </w:t>
+      </w:r>
+    </w:p>
+    <w:p>
+      <w:pPr>
+        <w:tabs>
+          <w:tab w:val="center" w:pos="4680"/>
+        </w:tabs>
+      </w:pPr>
+    </w:p>
+    <w:p>
+      <w:pPr>
+        <w:tabs>
+          <w:tab w:val="center" w:pos="4680"/>
+        </w:tabs>
+      </w:pPr>
+      <w:r>
+        <w:t>I need the code to</w:t>
+      </w:r>
+    </w:p>
+    <w:p>
+      <w:pPr>
+        <w:tabs>
+          <w:tab w:val="center" w:pos="4680"/>
+        </w:tabs>
+      </w:pPr>
+    </w:p>
+    <w:p>
+      <w:pPr>
+        <w:tabs>
+          <w:tab w:val="center" w:pos="4680"/>
+        </w:tabs>
+      </w:pPr>
+      <w:r>
+        <w:t xml:space="preserve">Explain this </w:t>
+      </w:r>
+    </w:p>
+    <w:p>
+      <w:pPr>
+        <w:tabs>
+          <w:tab w:val="center" w:pos="4680"/>
+        </w:tabs>
+      </w:pPr>
+    </w:p>
+    <w:p>
+      <w:pPr>
+        <w:tabs>
+          <w:tab w:val="center" w:pos="4680"/>
+        </w:tabs>
+      </w:pPr>
+      <w:r>
+        <w:t xml:space="preserve">Add to the train.py terminal output what the name of the </w:t>
+      </w:r>
+      <w:proofErr w:type="spellStart"/>
+      <w:r>
+        <w:t>gpu</w:t>
+      </w:r>
+      <w:proofErr w:type="spellEnd"/>
+      <w:r>
+        <w:t xml:space="preserve"> or </w:t>
+      </w:r>
+      <w:proofErr w:type="spellStart"/>
+      <w:r>
+        <w:t>cpu</w:t>
+      </w:r>
+      <w:proofErr w:type="spellEnd"/>
+      <w:r>
+        <w:t xml:space="preserve"> is </w:t>
+      </w:r>
+    </w:p>
+    <w:p>
+      <w:pPr>
+        <w:tabs>
+          <w:tab w:val="center" w:pos="4680"/>
+        </w:tabs>
+      </w:pPr>
+    </w:p>
+    <w:p>
+      <w:pPr>
+        <w:tabs>
+          <w:tab w:val="center" w:pos="4680"/>
+        </w:tabs>
+      </w:pPr>
+      <w:r>
+        <w:t xml:space="preserve">What </w:t>
+      </w:r>
+      <w:proofErr w:type="spellStart"/>
+      <w:r>
+        <w:t>pytorch</w:t>
+      </w:r>
+      <w:proofErr w:type="spellEnd"/>
+      <w:r>
+        <w:t xml:space="preserve"> code do ii run to see what devices are available </w:t>
+      </w:r>
+    </w:p>
+    <w:p>
+      <w:pPr>
+        <w:tabs>
+          <w:tab w:val="center" w:pos="4680"/>
+        </w:tabs>
+      </w:pPr>
+    </w:p>
+    <w:p>
+      <w:pPr>
+        <w:tabs>
+          <w:tab w:val="center" w:pos="4680"/>
+        </w:tabs>
+      </w:pPr>
+      <w:proofErr w:type="spellStart"/>
+      <w:r>
+        <w:t>Im</w:t>
+      </w:r>
+      <w:proofErr w:type="spellEnd"/>
+      <w:r>
+        <w:t xml:space="preserve"> running this code on a different laptop with a rtx4060 </w:t>
+      </w:r>
+      <w:proofErr w:type="spellStart"/>
+      <w:r>
+        <w:t>gpu</w:t>
+      </w:r>
+      <w:proofErr w:type="spellEnd"/>
+      <w:r>
+        <w:t xml:space="preserve"> but </w:t>
+      </w:r>
+      <w:proofErr w:type="spellStart"/>
+      <w:r>
+        <w:t>pytorch</w:t>
+      </w:r>
+      <w:proofErr w:type="spellEnd"/>
+      <w:r>
+        <w:t xml:space="preserve"> </w:t>
+      </w:r>
+      <w:proofErr w:type="spellStart"/>
+      <w:proofErr w:type="gramStart"/>
+      <w:r>
+        <w:t>wont</w:t>
+      </w:r>
+      <w:proofErr w:type="spellEnd"/>
+      <w:proofErr w:type="gramEnd"/>
+      <w:r>
+        <w:t xml:space="preserve"> see the </w:t>
+      </w:r>
+      <w:proofErr w:type="spellStart"/>
+      <w:r>
+        <w:t>gpu</w:t>
+      </w:r>
+      <w:proofErr w:type="spellEnd"/>
+      <w:r>
+        <w:t xml:space="preserve">. Put it work son </w:t>
+      </w:r>
+      <w:proofErr w:type="spellStart"/>
+      <w:r>
+        <w:t>gpu</w:t>
+      </w:r>
+      <w:proofErr w:type="spellEnd"/>
+      <w:r>
+        <w:t xml:space="preserve"> on this laptop </w:t>
+      </w:r>
+    </w:p>
+    <w:p>
+      <w:pPr>
+        <w:tabs>
+          <w:tab w:val="center" w:pos="4680"/>
+        </w:tabs>
+      </w:pPr>
+    </w:p>
+    <w:p>
+      <w:pPr>
+        <w:tabs>
+          <w:tab w:val="center" w:pos="4680"/>
+        </w:tabs>
+      </w:pPr>
+      <w:r>
+        <w:t>That did not work</w:t>
+      </w:r>
+    </w:p>
+    <w:p>
+      <w:pPr>
+        <w:tabs>
+          <w:tab w:val="center" w:pos="4680"/>
+        </w:tabs>
+      </w:pPr>
+    </w:p>
+    <w:p>
+      <w:pPr>
+        <w:tabs>
+          <w:tab w:val="center" w:pos="4680"/>
+        </w:tabs>
+      </w:pPr>
+    </w:p>
+    <w:p>
+      <w:pPr>
+        <w:tabs>
+          <w:tab w:val="center" w:pos="4680"/>
+        </w:tabs>
+      </w:pPr>
+    </w:p>
+    <w:p>
+      <w:pPr>
+        <w:tabs>
+          <w:tab w:val="center" w:pos="4680"/>
+        </w:tabs>
+      </w:pPr>
+    </w:p>
+    <w:p>
+      <w:pPr>
+        <w:tabs>
+          <w:tab w:val="center" w:pos="4680"/>
+        </w:tabs>
+      </w:pPr>
+    </w:p>
+    <w:p>
+      <w:pPr>
+        <w:tabs>
+          <w:tab w:val="center" w:pos="4680"/>
+        </w:tabs>
+      </w:pPr>
+      <w:r>
+        <w:lastRenderedPageBreak/>
+        <w:t xml:space="preserve">Create a new python program that will run one epoch at a time and step through a list of setting for each epoch. Use the form of [16,13,48] for batch size and [2,4,6] for num of workers. I want to change one setting at a time so step through the batch size with each num of workers. In the end I want a plot of the settings used and against the time taken and images per second processed   </w:t>
+      </w:r>
+    </w:p>
+    <w:p>
+      <w:pPr>
+        <w:tabs>
+          <w:tab w:val="center" w:pos="4680"/>
+        </w:tabs>
+      </w:pPr>
+    </w:p>
+    <w:p>
+      <w:pPr>
+        <w:tabs>
+          <w:tab w:val="center" w:pos="4680"/>
+        </w:tabs>
+      </w:pPr>
+      <w:r>
+        <w:t xml:space="preserve">make a new code that works with the rest of the project that combines both the </w:t>
+      </w:r>
+      <w:proofErr w:type="spellStart"/>
+      <w:r>
+        <w:t>bench_epoch</w:t>
+      </w:r>
+      <w:proofErr w:type="spellEnd"/>
+      <w:r>
+        <w:t xml:space="preserve"> and analyze bench that will output the optimal settings for the config </w:t>
+      </w:r>
+    </w:p>
+    <w:p>
+      <w:pPr>
+        <w:tabs>
+          <w:tab w:val="center" w:pos="4680"/>
+        </w:tabs>
+      </w:pPr>
+    </w:p>
+    <w:p>
+      <w:pPr>
+        <w:tabs>
+          <w:tab w:val="center" w:pos="4680"/>
+        </w:tabs>
+      </w:pPr>
+    </w:p>
+    <w:p>
+      <w:pPr>
+        <w:tabs>
+          <w:tab w:val="center" w:pos="4680"/>
+        </w:tabs>
+      </w:pPr>
+      <w:r>
+        <w:t xml:space="preserve">now make a master control program code that will start train, infer and reports in order. I want one file that I can run to start the whole pipeline. Add a section to the config labeled MCP for the master control program and have a true false toggle for each program used by it </w:t>
+      </w:r>
+    </w:p>
+    <w:p>
+      <w:pPr>
+        <w:tabs>
+          <w:tab w:val="center" w:pos="4680"/>
+        </w:tabs>
+      </w:pPr>
+    </w:p>
+    <w:p>
+      <w:pPr>
+        <w:tabs>
+          <w:tab w:val="center" w:pos="4680"/>
+        </w:tabs>
+      </w:pPr>
+      <w:r>
+        <w:t>set_one_bench_epoch_results</w:t>
+      </w:r>
+      <w:r>
+        <w:t>.csv</w:t>
+      </w:r>
+    </w:p>
+    <w:p>
+      <w:pPr>
+        <w:tabs>
+          <w:tab w:val="center" w:pos="4680"/>
+        </w:tabs>
+      </w:pPr>
+      <w:r>
+        <w:t>set_</w:t>
+      </w:r>
+      <w:r>
+        <w:t>two</w:t>
+      </w:r>
+      <w:r>
+        <w:t>_bench_epoch_results</w:t>
+      </w:r>
+      <w:r>
+        <w:t>.csv</w:t>
+      </w:r>
+    </w:p>
+    <w:p>
+      <w:pPr>
+        <w:tabs>
+          <w:tab w:val="center" w:pos="4680"/>
+        </w:tabs>
+      </w:pPr>
+      <w:r>
+        <w:t>set_</w:t>
+      </w:r>
+      <w:r>
+        <w:t>three</w:t>
+      </w:r>
+      <w:r>
+        <w:t>_bench_epoch_results</w:t>
+      </w:r>
+      <w:r>
+        <w:t>.csv</w:t>
+      </w:r>
+    </w:p>
+    <w:p>
+      <w:pPr>
+        <w:tabs>
+          <w:tab w:val="center" w:pos="4680"/>
+        </w:tabs>
+      </w:pPr>
+      <w:r>
+        <w:t>set_</w:t>
+      </w:r>
+      <w:r>
+        <w:t>four</w:t>
+      </w:r>
+      <w:r>
+        <w:t>_bench_epoch_results</w:t>
+      </w:r>
+      <w:r>
+        <w:t>.csv</w:t>
+      </w:r>
+    </w:p>
+    <w:p>
+      <w:pPr>
+        <w:tabs>
+          <w:tab w:val="center" w:pos="4680"/>
+        </w:tabs>
+      </w:pPr>
+      <w:r>
+        <w:t>set_</w:t>
+      </w:r>
+      <w:r>
+        <w:t>five</w:t>
+      </w:r>
+      <w:r>
+        <w:t>_bench_epoch_results</w:t>
+      </w:r>
+      <w:r>
+        <w:t>.csv</w:t>
+      </w:r>
+    </w:p>
+    <w:p>
+      <w:pPr>
+        <w:tabs>
+          <w:tab w:val="center" w:pos="4680"/>
+        </w:tabs>
+      </w:pPr>
+    </w:p>
+    <w:p>
+      <w:pPr>
+        <w:tabs>
+          <w:tab w:val="center" w:pos="4680"/>
+        </w:tabs>
+      </w:pPr>
+      <w:r>
+        <w:t>[4, 8, 12, 16,</w:t>
+      </w:r>
+      <w:r>
+        <w:t xml:space="preserve"> 20, 28,</w:t>
+      </w:r>
+      <w:r>
+        <w:t xml:space="preserve"> 32, 48, 64]</w:t>
+      </w:r>
+    </w:p>
+    <w:p>
+      <w:pPr>
+        <w:tabs>
+          <w:tab w:val="center" w:pos="4680"/>
+        </w:tabs>
+      </w:pPr>
+      <w:r>
+        <w:t xml:space="preserve"> [2, 4,</w:t>
+      </w:r>
+      <w:r>
+        <w:t xml:space="preserve"> 5,</w:t>
+      </w:r>
+      <w:r>
+        <w:t xml:space="preserve"> 6,</w:t>
+      </w:r>
+      <w:r>
+        <w:t xml:space="preserve"> 7,</w:t>
+      </w:r>
+      <w:r>
+        <w:t xml:space="preserve"> 8, 10, 12, 14, 16, 18]</w:t>
+      </w:r>
+    </w:p>
+    <w:p>
+      <w:pPr>
+        <w:tabs>
+          <w:tab w:val="center" w:pos="4680"/>
+        </w:tabs>
+      </w:pPr>
+    </w:p>
+    <w:p>
+      <w:pPr>
+        <w:tabs>
+          <w:tab w:val="center" w:pos="4680"/>
+        </w:tabs>
+      </w:pPr>
+    </w:p>
+    <w:p>
+      <w:pPr>
+        <w:tabs>
+          <w:tab w:val="center" w:pos="4680"/>
+        </w:tabs>
+      </w:pPr>
+      <w:r>
+        <w:t xml:space="preserve">I need an explanation of the </w:t>
+      </w:r>
+      <w:proofErr w:type="spellStart"/>
+      <w:r>
+        <w:t>cnn</w:t>
+      </w:r>
+      <w:proofErr w:type="spellEnd"/>
+      <w:r>
+        <w:t xml:space="preserve"> structure for a report. Do not actually make a report summary but explain the structure so I can make the report section  </w:t>
       </w:r>
     </w:p>
     <w:sectPr>
@@ -1874,6 +2407,7 @@
   <w:style w:type="character" w:default="1" w:styleId="DefaultParagraphFont">
     <w:name w:val="Default Paragraph Font"/>
     <w:uiPriority w:val="1"/>
+    <w:semiHidden/>
     <w:unhideWhenUsed/>
   </w:style>
   <w:style w:type="table" w:default="1" w:styleId="TableNormal">
